--- a/Steve_Ngai_CV_Resume.docx
+++ b/Steve_Ngai_CV_Resume.docx
@@ -516,23 +516,7 @@
           <w:color w:val="336699"/>
           <w:sz w:val="22"/>
         </w:rPr>
-        <w:t xml:space="preserve">Key </w:t>
-      </w:r>
-      <w:r>
-        <w:rPr>
-          <w:b/>
-          <w:color w:val="336699"/>
-          <w:sz w:val="22"/>
-        </w:rPr>
-        <w:t>Responsibilities</w:t>
-      </w:r>
-      <w:r>
-        <w:rPr>
-          <w:b/>
-          <w:color w:val="336699"/>
-          <w:sz w:val="22"/>
-        </w:rPr>
-        <w:t>:</w:t>
+        <w:t>Key Responsibilities:</w:t>
       </w:r>
     </w:p>
     <w:p>
@@ -769,6 +753,64 @@
     </w:p>
     <w:p>
       <w:pPr>
+        <w:pStyle w:val="ListBullet"/>
+        <w:rPr>
+          <w:lang w:val="en-MY" w:eastAsia="en-MY"/>
+        </w:rPr>
+      </w:pPr>
+      <w:r>
+        <w:rPr>
+          <w:b/>
+          <w:bCs/>
+          <w:bdr w:val="none" w:sz="0" w:space="0" w:color="auto" w:frame="1"/>
+          <w:lang w:val="en-MY" w:eastAsia="en-MY"/>
+        </w:rPr>
+        <w:t>Governed Sales-Demo Platform:</w:t>
+      </w:r>
+      <w:r>
+        <w:rPr>
+          <w:lang w:val="en-MY" w:eastAsia="en-MY"/>
+        </w:rPr>
+        <w:t xml:space="preserve"> Built an ASP.NET Core Razor Pages prototype supporting product catalogues, role-based approvals, template versioning, and customer-specific hosted demo publication. Implemented secure ZIP intake with manifest, dependency, token, path-traversal, hashing, quarantine, and promotion validation. Designed product adapter contracts with synthetic seed data, responsive bilingual UI, configurable branding, module selection, and approval workflows for Technical, Business, Sales, and Platform Admin personas.</w:t>
+      </w:r>
+    </w:p>
+    <w:p>
+      <w:pPr>
+        <w:pStyle w:val="ListBullet"/>
+        <w:rPr>
+          <w:lang w:val="en-MY" w:eastAsia="en-MY"/>
+        </w:rPr>
+      </w:pPr>
+      <w:r>
+        <w:rPr>
+          <w:b/>
+          <w:bCs/>
+          <w:bdr w:val="none" w:sz="0" w:space="0" w:color="auto" w:frame="1"/>
+          <w:lang w:val="en-MY" w:eastAsia="en-MY"/>
+        </w:rPr>
+        <w:t>Two POC on Terraform, Github Actions and JSM API:</w:t>
+      </w:r>
+      <w:r>
+        <w:rPr>
+          <w:lang w:val="en-MY" w:eastAsia="en-MY"/>
+        </w:rPr>
+        <w:t xml:space="preserve"> POC 1 provisions a multi-tier containerized Azure stack—including App Service, SQL Database, Key Vault, and Storage—using Terraform, while leveraging Rover to visually map and preview the exact execution plan prior to provisioning (applying) the infrastructure. </w:t>
+      </w:r>
+      <w:r>
+        <w:rPr>
+          <w:lang w:val="en-MY" w:eastAsia="en-MY"/>
+        </w:rPr>
+        <w:t xml:space="preserve">POC 2 </w:t>
+      </w:r>
+      <w:r>
+        <w:rPr>
+          <w:lang w:val="en-MY" w:eastAsia="en-MY"/>
+        </w:rPr>
+        <w:t>focuses on GitOps governance and pipeline automation: it generates and preserves an exact Terraform plan, publishes the full plan summary to GitHub Pull Requests for review, and governs changes across GitHub Actions, Azure Functions, and Jira Service Management. In this pipeline, PipeGate creates and tracks the corresponding JSM ticket, while a separate manual-decision workflow accepts an approve or reject input before applying the exact saved plan file. Because the tested Jira request exposes no approval transitions, the current fallback stores the decision in Function memory and reports that Jira was unchanged, providing a clear demonstration baseline.</w:t>
+      </w:r>
+    </w:p>
+    <w:p>
+      <w:pPr>
         <w:keepNext/>
         <w:spacing w:before="160" w:after="40"/>
         <w:rPr>
@@ -808,14 +850,7 @@
           <w:b/>
           <w:color w:val="336699"/>
         </w:rPr>
-        <w:t>Quantum Storage Malaysia</w:t>
-      </w:r>
-      <w:r>
-        <w:rPr>
-          <w:b/>
-          <w:color w:val="336699"/>
-        </w:rPr>
-        <w:t xml:space="preserve"> | Aug 2022 – Nov 2023</w:t>
+        <w:t>Quantum Storage Malaysia | Aug 2022 – Nov 2023</w:t>
       </w:r>
     </w:p>
     <w:p>
@@ -851,19 +886,7 @@
         <w:rPr>
           <w:lang w:val="en-MY"/>
         </w:rPr>
-        <w:t xml:space="preserve">Automated </w:t>
-      </w:r>
-      <w:r>
-        <w:rPr>
-          <w:lang w:val="en-MY"/>
-        </w:rPr>
-        <w:t>Fulfilment</w:t>
-      </w:r>
-      <w:r>
-        <w:rPr>
-          <w:lang w:val="en-MY"/>
-        </w:rPr>
-        <w:t>: Developed a background microservice to reduce manual processing and improve operational efficiency.</w:t>
+        <w:t>Automated Fulfilment: Developed a background microservice to reduce manual processing and improve operational efficiency.</w:t>
       </w:r>
     </w:p>
     <w:p>
@@ -905,6 +928,7 @@
         <w:rPr>
           <w:lang w:val="en-MY"/>
         </w:rPr>
+        <w:lastRenderedPageBreak/>
         <w:t>ETL Modernization &amp; Cost Optimization: Developed a .NET 6 ETL service to migrate 40M records from MS Dataverse to SQL Server, reducing Azure costs by approximately $3,000/month.</w:t>
       </w:r>
     </w:p>
@@ -953,34 +977,12 @@
       </w:r>
     </w:p>
     <w:p>
-      <w:pPr>
-        <w:rPr>
-          <w:b/>
-          <w:color w:val="1B365D"/>
-          <w:sz w:val="22"/>
-        </w:rPr>
-      </w:pPr>
       <w:r>
         <w:rPr>
           <w:b/>
           <w:color w:val="1B365D"/>
           <w:sz w:val="22"/>
         </w:rPr>
-        <w:br w:type="page"/>
-      </w:r>
-    </w:p>
-    <w:p>
-      <w:pPr>
-        <w:keepNext/>
-        <w:spacing w:before="160" w:after="40"/>
-      </w:pPr>
-      <w:r>
-        <w:rPr>
-          <w:b/>
-          <w:color w:val="1B365D"/>
-          <w:sz w:val="22"/>
-        </w:rPr>
-        <w:lastRenderedPageBreak/>
         <w:t xml:space="preserve">Full </w:t>
       </w:r>
       <w:r>
@@ -1146,6 +1148,122 @@
     </w:p>
     <w:p>
       <w:pPr>
+        <w:keepNext/>
+        <w:pBdr>
+          <w:bottom w:val="single" w:sz="12" w:space="4" w:color="1B365D"/>
+        </w:pBdr>
+        <w:spacing w:before="280" w:after="80"/>
+      </w:pPr>
+      <w:r>
+        <w:rPr>
+          <w:b/>
+          <w:color w:val="1B365D"/>
+          <w:sz w:val="26"/>
+        </w:rPr>
+        <w:t>SELECTED INNOVATION &amp; PROOF-OF-CONCEPT (POC) PROJECTS</w:t>
+      </w:r>
+    </w:p>
+    <w:p>
+      <w:pPr>
+        <w:pStyle w:val="ListBullet"/>
+        <w:spacing w:after="60"/>
+      </w:pPr>
+      <w:r>
+        <w:t>Built a claims management POC using .NET 10 ASP.NET Core Minimal APIs, Angular, EF Core, SQL Server, Kafka, and .NET Aspire, implementing policy-first claim intake, claimant tracking, officer adjudication queues, manager liability reporting, audit history, optimistic concurrency, and validation-driven state transitions. Designed an event-driven workflow with a transactional outbox, retry and dead-letter handling, idempotent consumers, and an independent officer read-model projection, while organizing backend capabilities as vertical slices and integrating the Angular frontend through Aspire.</w:t>
+      </w:r>
+    </w:p>
+    <w:p>
+      <w:pPr>
+        <w:pStyle w:val="ListBullet"/>
+        <w:spacing w:after="60"/>
+      </w:pPr>
+      <w:r>
+        <w:rPr>
+          <w:b/>
+        </w:rPr>
+        <w:t xml:space="preserve">Azure MLOps Pipeline (2025): </w:t>
+      </w:r>
+      <w:r>
+        <w:t>Built an Azure ML and MLflow pipeline automating data prep, model training, tracking, and compute orchestration for automated model retraining.</w:t>
+      </w:r>
+    </w:p>
+    <w:p>
+      <w:pPr>
+        <w:pStyle w:val="ListBullet"/>
+        <w:spacing w:after="60"/>
+      </w:pPr>
+      <w:r>
+        <w:rPr>
+          <w:b/>
+        </w:rPr>
+        <w:t xml:space="preserve">Configurable Python RAG Pipeline (2025): </w:t>
+      </w:r>
+      <w:r>
+        <w:t>Developed a dynamic RAG pipeline using Sentence Transformers, ChromaDB, and LM Studio API (Zephyr / Llama 3.2) featuring configurable text chunking and similarity search.</w:t>
+      </w:r>
+    </w:p>
+    <w:p>
+      <w:pPr>
+        <w:pStyle w:val="ListBullet"/>
+        <w:spacing w:after="60"/>
+      </w:pPr>
+      <w:r>
+        <w:rPr>
+          <w:b/>
+        </w:rPr>
+        <w:t xml:space="preserve">Document Intelligence Assistants (2025): </w:t>
+      </w:r>
+      <w:r>
+        <w:t>Built Pinecone and BART Transformer-based AI assistants in Python/Streamlit enabling context-strict natural language QA and intelligent PDF summarization.</w:t>
+      </w:r>
+    </w:p>
+    <w:p>
+      <w:pPr>
+        <w:pStyle w:val="ListBullet"/>
+        <w:spacing w:after="60"/>
+      </w:pPr>
+      <w:r>
+        <w:rPr>
+          <w:b/>
+        </w:rPr>
+        <w:t xml:space="preserve">Cloud Native .NET Aspire Deployment (2024): </w:t>
+      </w:r>
+      <w:r>
+        <w:t>Provisioned 15 Container Apps in 11 minutes on Azure via Azure Developer CLI (azd) using .NET Aspire.</w:t>
+      </w:r>
+    </w:p>
+    <w:p>
+      <w:pPr>
+        <w:pStyle w:val="ListBullet"/>
+        <w:spacing w:after="60"/>
+      </w:pPr>
+      <w:r>
+        <w:rPr>
+          <w:b/>
+        </w:rPr>
+        <w:t xml:space="preserve">Asynchronous Event Messaging (2024): </w:t>
+      </w:r>
+      <w:r>
+        <w:t>Engineered an enterprise messaging architecture using Azure Functions, Azure Service Bus, and Hangfire for resilient asynchronous job scheduling.</w:t>
+      </w:r>
+    </w:p>
+    <w:p>
+      <w:pPr>
+        <w:pStyle w:val="ListBullet"/>
+        <w:spacing w:after="60"/>
+      </w:pPr>
+      <w:r>
+        <w:rPr>
+          <w:b/>
+        </w:rPr>
+        <w:t xml:space="preserve">Microservices &amp; Kubernetes Orchestration: </w:t>
+      </w:r>
+      <w:r>
+        <w:t>Configured eShopOnContainers with Azure Kubernetes Service (AKS), Docker Desktop, Helm, and Azure Active Directory integration.</w:t>
+      </w:r>
+    </w:p>
+    <w:p>
+      <w:pPr>
         <w:pStyle w:val="ListBullet"/>
         <w:numPr>
           <w:ilvl w:val="0"/>
@@ -1161,11 +1279,11 @@
     </w:p>
     <w:p>
       <w:pPr>
-        <w:keepNext/>
-        <w:pBdr>
-          <w:bottom w:val="single" w:sz="12" w:space="4" w:color="1B365D"/>
-        </w:pBdr>
-        <w:spacing w:before="280" w:after="80"/>
+        <w:rPr>
+          <w:b/>
+          <w:color w:val="1B365D"/>
+          <w:sz w:val="26"/>
+        </w:rPr>
       </w:pPr>
       <w:r>
         <w:rPr>
@@ -1173,146 +1291,6 @@
           <w:color w:val="1B365D"/>
           <w:sz w:val="26"/>
         </w:rPr>
-        <w:t>SELECTED INNOVATION &amp; PROOF-OF-CONCEPT (POC) PROJECTS</w:t>
-      </w:r>
-    </w:p>
-    <w:p>
-      <w:pPr>
-        <w:pStyle w:val="ListBullet"/>
-        <w:spacing w:after="60"/>
-      </w:pPr>
-      <w:r>
-        <w:rPr>
-          <w:b/>
-        </w:rPr>
-        <w:t xml:space="preserve">Azure MLOps Pipeline (2025): </w:t>
-      </w:r>
-      <w:r>
-        <w:t>Built an Azure ML and MLflow pipeline automating data prep, model training, tracking, and compute orchestration for automated model retraining.</w:t>
-      </w:r>
-    </w:p>
-    <w:p>
-      <w:pPr>
-        <w:pStyle w:val="ListBullet"/>
-        <w:spacing w:after="60"/>
-      </w:pPr>
-      <w:r>
-        <w:rPr>
-          <w:b/>
-        </w:rPr>
-        <w:t xml:space="preserve">Configurable Python RAG Pipeline (2025): </w:t>
-      </w:r>
-      <w:r>
-        <w:t>Developed a dynamic RAG pipeline using Sentence Transformers, ChromaDB, and LM Studio API (Zephyr / Llama 3.2) featuring configurable text chunking and similarity search.</w:t>
-      </w:r>
-    </w:p>
-    <w:p>
-      <w:pPr>
-        <w:pStyle w:val="ListBullet"/>
-        <w:spacing w:after="60"/>
-      </w:pPr>
-      <w:r>
-        <w:rPr>
-          <w:b/>
-        </w:rPr>
-        <w:t xml:space="preserve">Document Intelligence Assistants (2025): </w:t>
-      </w:r>
-      <w:r>
-        <w:t>Built Pinecone and BART Transformer-based AI assistants in Python/Streamlit enabling context-strict natural language QA and intelligent PDF summarization.</w:t>
-      </w:r>
-    </w:p>
-    <w:p>
-      <w:pPr>
-        <w:pStyle w:val="ListBullet"/>
-        <w:spacing w:after="60"/>
-      </w:pPr>
-      <w:r>
-        <w:rPr>
-          <w:b/>
-        </w:rPr>
-        <w:t xml:space="preserve">Cloud Native .NET Aspire Deployment (2024): </w:t>
-      </w:r>
-      <w:r>
-        <w:t>Provisioned 15 Container Apps in 11 minutes on Azure via Azure Developer CLI (azd) using .NET Aspire.</w:t>
-      </w:r>
-    </w:p>
-    <w:p>
-      <w:pPr>
-        <w:pStyle w:val="ListBullet"/>
-        <w:spacing w:after="60"/>
-      </w:pPr>
-      <w:r>
-        <w:rPr>
-          <w:b/>
-        </w:rPr>
-        <w:t xml:space="preserve">Asynchronous Event Messaging (2024): </w:t>
-      </w:r>
-      <w:r>
-        <w:t>Engineered an enterprise messaging architecture using Azure Functions, Azure Service Bus, and Hangfire for resilient asynchronous job scheduling.</w:t>
-      </w:r>
-    </w:p>
-    <w:p>
-      <w:pPr>
-        <w:pStyle w:val="ListBullet"/>
-        <w:spacing w:after="60"/>
-      </w:pPr>
-      <w:r>
-        <w:rPr>
-          <w:b/>
-        </w:rPr>
-        <w:t xml:space="preserve">Microservices &amp; Kubernetes Orchestration: </w:t>
-      </w:r>
-      <w:r>
-        <w:t>Configured eShopOnContainers with Azure Kubernetes Service (AKS), Docker Desktop, Helm, and Azure Active Directory integration.</w:t>
-      </w:r>
-    </w:p>
-    <w:p>
-      <w:pPr>
-        <w:pStyle w:val="ListBullet"/>
-        <w:numPr>
-          <w:ilvl w:val="0"/>
-          <w:numId w:val="0"/>
-        </w:numPr>
-        <w:ind w:left="360" w:hanging="360"/>
-        <w:rPr>
-          <w:b/>
-          <w:color w:val="1B365D"/>
-          <w:sz w:val="26"/>
-        </w:rPr>
-      </w:pPr>
-    </w:p>
-    <w:p>
-      <w:pPr>
-        <w:rPr>
-          <w:b/>
-          <w:color w:val="1B365D"/>
-          <w:sz w:val="26"/>
-        </w:rPr>
-      </w:pPr>
-      <w:r>
-        <w:rPr>
-          <w:b/>
-          <w:color w:val="1B365D"/>
-          <w:sz w:val="26"/>
-        </w:rPr>
-        <w:br w:type="page"/>
-      </w:r>
-    </w:p>
-    <w:p>
-      <w:pPr>
-        <w:keepNext/>
-        <w:pBdr>
-          <w:bottom w:val="single" w:sz="12" w:space="4" w:color="1B365D"/>
-        </w:pBdr>
-        <w:spacing w:before="280" w:after="80"/>
-      </w:pPr>
-      <w:r>
-        <w:rPr>
-          <w:b/>
-          <w:color w:val="1B365D"/>
-          <w:sz w:val="26"/>
-        </w:rPr>
-        <w:lastRenderedPageBreak/>
         <w:t>CAREER BACKGROUND &amp; EXPERIENCE SUMMARY</w:t>
       </w:r>
     </w:p>
@@ -1678,6 +1656,155 @@
     </w:lvl>
   </w:abstractNum>
   <w:abstractNum w:abstractNumId="9" w15:restartNumberingAfterBreak="0">
+    <w:nsid w:val="022F7875"/>
+    <w:multiLevelType w:val="multilevel"/>
+    <w:tmpl w:val="CA140C18"/>
+    <w:lvl w:ilvl="0">
+      <w:start w:val="1"/>
+      <w:numFmt w:val="bullet"/>
+      <w:lvlText w:val=""/>
+      <w:lvlJc w:val="left"/>
+      <w:pPr>
+        <w:tabs>
+          <w:tab w:val="num" w:pos="720"/>
+        </w:tabs>
+        <w:ind w:left="720" w:hanging="360"/>
+      </w:pPr>
+      <w:rPr>
+        <w:rFonts w:ascii="Symbol" w:hAnsi="Symbol" w:hint="default"/>
+        <w:sz w:val="20"/>
+      </w:rPr>
+    </w:lvl>
+    <w:lvl w:ilvl="1" w:tentative="1">
+      <w:start w:val="1"/>
+      <w:numFmt w:val="bullet"/>
+      <w:lvlText w:val="o"/>
+      <w:lvlJc w:val="left"/>
+      <w:pPr>
+        <w:tabs>
+          <w:tab w:val="num" w:pos="1440"/>
+        </w:tabs>
+        <w:ind w:left="1440" w:hanging="360"/>
+      </w:pPr>
+      <w:rPr>
+        <w:rFonts w:ascii="Courier New" w:hAnsi="Courier New" w:hint="default"/>
+        <w:sz w:val="20"/>
+      </w:rPr>
+    </w:lvl>
+    <w:lvl w:ilvl="2" w:tentative="1">
+      <w:start w:val="1"/>
+      <w:numFmt w:val="bullet"/>
+      <w:lvlText w:val=""/>
+      <w:lvlJc w:val="left"/>
+      <w:pPr>
+        <w:tabs>
+          <w:tab w:val="num" w:pos="2160"/>
+        </w:tabs>
+        <w:ind w:left="2160" w:hanging="360"/>
+      </w:pPr>
+      <w:rPr>
+        <w:rFonts w:ascii="Wingdings" w:hAnsi="Wingdings" w:hint="default"/>
+        <w:sz w:val="20"/>
+      </w:rPr>
+    </w:lvl>
+    <w:lvl w:ilvl="3" w:tentative="1">
+      <w:start w:val="1"/>
+      <w:numFmt w:val="bullet"/>
+      <w:lvlText w:val=""/>
+      <w:lvlJc w:val="left"/>
+      <w:pPr>
+        <w:tabs>
+          <w:tab w:val="num" w:pos="2880"/>
+        </w:tabs>
+        <w:ind w:left="2880" w:hanging="360"/>
+      </w:pPr>
+      <w:rPr>
+        <w:rFonts w:ascii="Wingdings" w:hAnsi="Wingdings" w:hint="default"/>
+        <w:sz w:val="20"/>
+      </w:rPr>
+    </w:lvl>
+    <w:lvl w:ilvl="4" w:tentative="1">
+      <w:start w:val="1"/>
+      <w:numFmt w:val="bullet"/>
+      <w:lvlText w:val=""/>
+      <w:lvlJc w:val="left"/>
+      <w:pPr>
+        <w:tabs>
+          <w:tab w:val="num" w:pos="3600"/>
+        </w:tabs>
+        <w:ind w:left="3600" w:hanging="360"/>
+      </w:pPr>
+      <w:rPr>
+        <w:rFonts w:ascii="Wingdings" w:hAnsi="Wingdings" w:hint="default"/>
+        <w:sz w:val="20"/>
+      </w:rPr>
+    </w:lvl>
+    <w:lvl w:ilvl="5" w:tentative="1">
+      <w:start w:val="1"/>
+      <w:numFmt w:val="bullet"/>
+      <w:lvlText w:val=""/>
+      <w:lvlJc w:val="left"/>
+      <w:pPr>
+        <w:tabs>
+          <w:tab w:val="num" w:pos="4320"/>
+        </w:tabs>
+        <w:ind w:left="4320" w:hanging="360"/>
+      </w:pPr>
+      <w:rPr>
+        <w:rFonts w:ascii="Wingdings" w:hAnsi="Wingdings" w:hint="default"/>
+        <w:sz w:val="20"/>
+      </w:rPr>
+    </w:lvl>
+    <w:lvl w:ilvl="6" w:tentative="1">
+      <w:start w:val="1"/>
+      <w:numFmt w:val="bullet"/>
+      <w:lvlText w:val=""/>
+      <w:lvlJc w:val="left"/>
+      <w:pPr>
+        <w:tabs>
+          <w:tab w:val="num" w:pos="5040"/>
+        </w:tabs>
+        <w:ind w:left="5040" w:hanging="360"/>
+      </w:pPr>
+      <w:rPr>
+        <w:rFonts w:ascii="Wingdings" w:hAnsi="Wingdings" w:hint="default"/>
+        <w:sz w:val="20"/>
+      </w:rPr>
+    </w:lvl>
+    <w:lvl w:ilvl="7" w:tentative="1">
+      <w:start w:val="1"/>
+      <w:numFmt w:val="bullet"/>
+      <w:lvlText w:val=""/>
+      <w:lvlJc w:val="left"/>
+      <w:pPr>
+        <w:tabs>
+          <w:tab w:val="num" w:pos="5760"/>
+        </w:tabs>
+        <w:ind w:left="5760" w:hanging="360"/>
+      </w:pPr>
+      <w:rPr>
+        <w:rFonts w:ascii="Wingdings" w:hAnsi="Wingdings" w:hint="default"/>
+        <w:sz w:val="20"/>
+      </w:rPr>
+    </w:lvl>
+    <w:lvl w:ilvl="8" w:tentative="1">
+      <w:start w:val="1"/>
+      <w:numFmt w:val="bullet"/>
+      <w:lvlText w:val=""/>
+      <w:lvlJc w:val="left"/>
+      <w:pPr>
+        <w:tabs>
+          <w:tab w:val="num" w:pos="6480"/>
+        </w:tabs>
+        <w:ind w:left="6480" w:hanging="360"/>
+      </w:pPr>
+      <w:rPr>
+        <w:rFonts w:ascii="Wingdings" w:hAnsi="Wingdings" w:hint="default"/>
+        <w:sz w:val="20"/>
+      </w:rPr>
+    </w:lvl>
+  </w:abstractNum>
+  <w:abstractNum w:abstractNumId="10" w15:restartNumberingAfterBreak="0">
     <w:nsid w:val="023D19A0"/>
     <w:multiLevelType w:val="hybridMultilevel"/>
     <w:tmpl w:val="28965986"/>
@@ -1789,7 +1916,7 @@
       </w:rPr>
     </w:lvl>
   </w:abstractNum>
-  <w:abstractNum w:abstractNumId="10" w15:restartNumberingAfterBreak="0">
+  <w:abstractNum w:abstractNumId="11" w15:restartNumberingAfterBreak="0">
     <w:nsid w:val="227A5253"/>
     <w:multiLevelType w:val="multilevel"/>
     <w:tmpl w:val="17F46786"/>
@@ -1938,7 +2065,7 @@
       </w:rPr>
     </w:lvl>
   </w:abstractNum>
-  <w:abstractNum w:abstractNumId="11" w15:restartNumberingAfterBreak="0">
+  <w:abstractNum w:abstractNumId="12" w15:restartNumberingAfterBreak="0">
     <w:nsid w:val="33876DA3"/>
     <w:multiLevelType w:val="multilevel"/>
     <w:tmpl w:val="A54AB4F8"/>
@@ -2087,7 +2214,7 @@
       </w:rPr>
     </w:lvl>
   </w:abstractNum>
-  <w:abstractNum w:abstractNumId="12" w15:restartNumberingAfterBreak="0">
+  <w:abstractNum w:abstractNumId="13" w15:restartNumberingAfterBreak="0">
     <w:nsid w:val="51C116C6"/>
     <w:multiLevelType w:val="multilevel"/>
     <w:tmpl w:val="A7FE3406"/>
@@ -2236,7 +2363,7 @@
       </w:rPr>
     </w:lvl>
   </w:abstractNum>
-  <w:abstractNum w:abstractNumId="13" w15:restartNumberingAfterBreak="0">
+  <w:abstractNum w:abstractNumId="14" w15:restartNumberingAfterBreak="0">
     <w:nsid w:val="6A8B34C8"/>
     <w:multiLevelType w:val="hybridMultilevel"/>
     <w:tmpl w:val="5E984792"/>
@@ -2345,6 +2472,155 @@
       </w:pPr>
       <w:rPr>
         <w:rFonts w:ascii="Wingdings" w:hAnsi="Wingdings" w:hint="default"/>
+      </w:rPr>
+    </w:lvl>
+  </w:abstractNum>
+  <w:abstractNum w:abstractNumId="15" w15:restartNumberingAfterBreak="0">
+    <w:nsid w:val="736548E7"/>
+    <w:multiLevelType w:val="multilevel"/>
+    <w:tmpl w:val="0E72AE36"/>
+    <w:lvl w:ilvl="0">
+      <w:start w:val="1"/>
+      <w:numFmt w:val="bullet"/>
+      <w:lvlText w:val=""/>
+      <w:lvlJc w:val="left"/>
+      <w:pPr>
+        <w:tabs>
+          <w:tab w:val="num" w:pos="720"/>
+        </w:tabs>
+        <w:ind w:left="720" w:hanging="360"/>
+      </w:pPr>
+      <w:rPr>
+        <w:rFonts w:ascii="Symbol" w:hAnsi="Symbol" w:hint="default"/>
+        <w:sz w:val="20"/>
+      </w:rPr>
+    </w:lvl>
+    <w:lvl w:ilvl="1" w:tentative="1">
+      <w:start w:val="1"/>
+      <w:numFmt w:val="bullet"/>
+      <w:lvlText w:val="o"/>
+      <w:lvlJc w:val="left"/>
+      <w:pPr>
+        <w:tabs>
+          <w:tab w:val="num" w:pos="1440"/>
+        </w:tabs>
+        <w:ind w:left="1440" w:hanging="360"/>
+      </w:pPr>
+      <w:rPr>
+        <w:rFonts w:ascii="Courier New" w:hAnsi="Courier New" w:hint="default"/>
+        <w:sz w:val="20"/>
+      </w:rPr>
+    </w:lvl>
+    <w:lvl w:ilvl="2" w:tentative="1">
+      <w:start w:val="1"/>
+      <w:numFmt w:val="bullet"/>
+      <w:lvlText w:val=""/>
+      <w:lvlJc w:val="left"/>
+      <w:pPr>
+        <w:tabs>
+          <w:tab w:val="num" w:pos="2160"/>
+        </w:tabs>
+        <w:ind w:left="2160" w:hanging="360"/>
+      </w:pPr>
+      <w:rPr>
+        <w:rFonts w:ascii="Wingdings" w:hAnsi="Wingdings" w:hint="default"/>
+        <w:sz w:val="20"/>
+      </w:rPr>
+    </w:lvl>
+    <w:lvl w:ilvl="3" w:tentative="1">
+      <w:start w:val="1"/>
+      <w:numFmt w:val="bullet"/>
+      <w:lvlText w:val=""/>
+      <w:lvlJc w:val="left"/>
+      <w:pPr>
+        <w:tabs>
+          <w:tab w:val="num" w:pos="2880"/>
+        </w:tabs>
+        <w:ind w:left="2880" w:hanging="360"/>
+      </w:pPr>
+      <w:rPr>
+        <w:rFonts w:ascii="Wingdings" w:hAnsi="Wingdings" w:hint="default"/>
+        <w:sz w:val="20"/>
+      </w:rPr>
+    </w:lvl>
+    <w:lvl w:ilvl="4" w:tentative="1">
+      <w:start w:val="1"/>
+      <w:numFmt w:val="bullet"/>
+      <w:lvlText w:val=""/>
+      <w:lvlJc w:val="left"/>
+      <w:pPr>
+        <w:tabs>
+          <w:tab w:val="num" w:pos="3600"/>
+        </w:tabs>
+        <w:ind w:left="3600" w:hanging="360"/>
+      </w:pPr>
+      <w:rPr>
+        <w:rFonts w:ascii="Wingdings" w:hAnsi="Wingdings" w:hint="default"/>
+        <w:sz w:val="20"/>
+      </w:rPr>
+    </w:lvl>
+    <w:lvl w:ilvl="5" w:tentative="1">
+      <w:start w:val="1"/>
+      <w:numFmt w:val="bullet"/>
+      <w:lvlText w:val=""/>
+      <w:lvlJc w:val="left"/>
+      <w:pPr>
+        <w:tabs>
+          <w:tab w:val="num" w:pos="4320"/>
+        </w:tabs>
+        <w:ind w:left="4320" w:hanging="360"/>
+      </w:pPr>
+      <w:rPr>
+        <w:rFonts w:ascii="Wingdings" w:hAnsi="Wingdings" w:hint="default"/>
+        <w:sz w:val="20"/>
+      </w:rPr>
+    </w:lvl>
+    <w:lvl w:ilvl="6" w:tentative="1">
+      <w:start w:val="1"/>
+      <w:numFmt w:val="bullet"/>
+      <w:lvlText w:val=""/>
+      <w:lvlJc w:val="left"/>
+      <w:pPr>
+        <w:tabs>
+          <w:tab w:val="num" w:pos="5040"/>
+        </w:tabs>
+        <w:ind w:left="5040" w:hanging="360"/>
+      </w:pPr>
+      <w:rPr>
+        <w:rFonts w:ascii="Wingdings" w:hAnsi="Wingdings" w:hint="default"/>
+        <w:sz w:val="20"/>
+      </w:rPr>
+    </w:lvl>
+    <w:lvl w:ilvl="7" w:tentative="1">
+      <w:start w:val="1"/>
+      <w:numFmt w:val="bullet"/>
+      <w:lvlText w:val=""/>
+      <w:lvlJc w:val="left"/>
+      <w:pPr>
+        <w:tabs>
+          <w:tab w:val="num" w:pos="5760"/>
+        </w:tabs>
+        <w:ind w:left="5760" w:hanging="360"/>
+      </w:pPr>
+      <w:rPr>
+        <w:rFonts w:ascii="Wingdings" w:hAnsi="Wingdings" w:hint="default"/>
+        <w:sz w:val="20"/>
+      </w:rPr>
+    </w:lvl>
+    <w:lvl w:ilvl="8" w:tentative="1">
+      <w:start w:val="1"/>
+      <w:numFmt w:val="bullet"/>
+      <w:lvlText w:val=""/>
+      <w:lvlJc w:val="left"/>
+      <w:pPr>
+        <w:tabs>
+          <w:tab w:val="num" w:pos="6480"/>
+        </w:tabs>
+        <w:ind w:left="6480" w:hanging="360"/>
+      </w:pPr>
+      <w:rPr>
+        <w:rFonts w:ascii="Wingdings" w:hAnsi="Wingdings" w:hint="default"/>
+        <w:sz w:val="20"/>
       </w:rPr>
     </w:lvl>
   </w:abstractNum>
@@ -2376,13 +2652,13 @@
     <w:abstractNumId w:val="0"/>
   </w:num>
   <w:num w:numId="10" w16cid:durableId="43409752">
-    <w:abstractNumId w:val="13"/>
+    <w:abstractNumId w:val="14"/>
   </w:num>
   <w:num w:numId="11" w16cid:durableId="793136701">
-    <w:abstractNumId w:val="9"/>
+    <w:abstractNumId w:val="10"/>
   </w:num>
   <w:num w:numId="12" w16cid:durableId="1108543212">
-    <w:abstractNumId w:val="10"/>
+    <w:abstractNumId w:val="11"/>
     <w:lvlOverride w:ilvl="0">
       <w:lvl w:ilvl="0">
         <w:numFmt w:val="bullet"/>
@@ -2402,7 +2678,7 @@
     </w:lvlOverride>
   </w:num>
   <w:num w:numId="13" w16cid:durableId="545528443">
-    <w:abstractNumId w:val="10"/>
+    <w:abstractNumId w:val="11"/>
     <w:lvlOverride w:ilvl="0">
       <w:lvl w:ilvl="0">
         <w:numFmt w:val="bullet"/>
@@ -2422,7 +2698,7 @@
     </w:lvlOverride>
   </w:num>
   <w:num w:numId="14" w16cid:durableId="487868954">
-    <w:abstractNumId w:val="10"/>
+    <w:abstractNumId w:val="11"/>
     <w:lvlOverride w:ilvl="0">
       <w:lvl w:ilvl="0">
         <w:numFmt w:val="bullet"/>
@@ -2442,7 +2718,7 @@
     </w:lvlOverride>
   </w:num>
   <w:num w:numId="15" w16cid:durableId="1142387417">
-    <w:abstractNumId w:val="10"/>
+    <w:abstractNumId w:val="11"/>
     <w:lvlOverride w:ilvl="0">
       <w:lvl w:ilvl="0">
         <w:numFmt w:val="bullet"/>
@@ -2462,7 +2738,7 @@
     </w:lvlOverride>
   </w:num>
   <w:num w:numId="16" w16cid:durableId="8722245">
-    <w:abstractNumId w:val="10"/>
+    <w:abstractNumId w:val="11"/>
     <w:lvlOverride w:ilvl="0">
       <w:lvl w:ilvl="0">
         <w:numFmt w:val="bullet"/>
@@ -2482,7 +2758,7 @@
     </w:lvlOverride>
   </w:num>
   <w:num w:numId="17" w16cid:durableId="549726115">
-    <w:abstractNumId w:val="10"/>
+    <w:abstractNumId w:val="11"/>
     <w:lvlOverride w:ilvl="0">
       <w:lvl w:ilvl="0">
         <w:numFmt w:val="bullet"/>
@@ -2502,6 +2778,146 @@
     </w:lvlOverride>
   </w:num>
   <w:num w:numId="18" w16cid:durableId="1651010504">
+    <w:abstractNumId w:val="13"/>
+    <w:lvlOverride w:ilvl="0">
+      <w:lvl w:ilvl="0">
+        <w:numFmt w:val="bullet"/>
+        <w:lvlText w:val=""/>
+        <w:lvlJc w:val="left"/>
+        <w:pPr>
+          <w:tabs>
+            <w:tab w:val="num" w:pos="720"/>
+          </w:tabs>
+          <w:ind w:left="720" w:hanging="360"/>
+        </w:pPr>
+        <w:rPr>
+          <w:rFonts w:ascii="Wingdings" w:hAnsi="Wingdings" w:hint="default"/>
+          <w:sz w:val="20"/>
+        </w:rPr>
+      </w:lvl>
+    </w:lvlOverride>
+  </w:num>
+  <w:num w:numId="19" w16cid:durableId="311299537">
+    <w:abstractNumId w:val="13"/>
+    <w:lvlOverride w:ilvl="0">
+      <w:lvl w:ilvl="0">
+        <w:numFmt w:val="bullet"/>
+        <w:lvlText w:val=""/>
+        <w:lvlJc w:val="left"/>
+        <w:pPr>
+          <w:tabs>
+            <w:tab w:val="num" w:pos="720"/>
+          </w:tabs>
+          <w:ind w:left="720" w:hanging="360"/>
+        </w:pPr>
+        <w:rPr>
+          <w:rFonts w:ascii="Wingdings" w:hAnsi="Wingdings" w:hint="default"/>
+          <w:sz w:val="20"/>
+        </w:rPr>
+      </w:lvl>
+    </w:lvlOverride>
+  </w:num>
+  <w:num w:numId="20" w16cid:durableId="586042610">
+    <w:abstractNumId w:val="13"/>
+    <w:lvlOverride w:ilvl="0">
+      <w:lvl w:ilvl="0">
+        <w:numFmt w:val="bullet"/>
+        <w:lvlText w:val=""/>
+        <w:lvlJc w:val="left"/>
+        <w:pPr>
+          <w:tabs>
+            <w:tab w:val="num" w:pos="720"/>
+          </w:tabs>
+          <w:ind w:left="720" w:hanging="360"/>
+        </w:pPr>
+        <w:rPr>
+          <w:rFonts w:ascii="Wingdings" w:hAnsi="Wingdings" w:hint="default"/>
+          <w:sz w:val="20"/>
+        </w:rPr>
+      </w:lvl>
+    </w:lvlOverride>
+  </w:num>
+  <w:num w:numId="21" w16cid:durableId="917373596">
+    <w:abstractNumId w:val="13"/>
+    <w:lvlOverride w:ilvl="0">
+      <w:lvl w:ilvl="0">
+        <w:numFmt w:val="bullet"/>
+        <w:lvlText w:val=""/>
+        <w:lvlJc w:val="left"/>
+        <w:pPr>
+          <w:tabs>
+            <w:tab w:val="num" w:pos="720"/>
+          </w:tabs>
+          <w:ind w:left="720" w:hanging="360"/>
+        </w:pPr>
+        <w:rPr>
+          <w:rFonts w:ascii="Wingdings" w:hAnsi="Wingdings" w:hint="default"/>
+          <w:sz w:val="20"/>
+        </w:rPr>
+      </w:lvl>
+    </w:lvlOverride>
+  </w:num>
+  <w:num w:numId="22" w16cid:durableId="1539705220">
+    <w:abstractNumId w:val="13"/>
+    <w:lvlOverride w:ilvl="0">
+      <w:lvl w:ilvl="0">
+        <w:numFmt w:val="bullet"/>
+        <w:lvlText w:val=""/>
+        <w:lvlJc w:val="left"/>
+        <w:pPr>
+          <w:tabs>
+            <w:tab w:val="num" w:pos="720"/>
+          </w:tabs>
+          <w:ind w:left="720" w:hanging="360"/>
+        </w:pPr>
+        <w:rPr>
+          <w:rFonts w:ascii="Wingdings" w:hAnsi="Wingdings" w:hint="default"/>
+          <w:sz w:val="20"/>
+        </w:rPr>
+      </w:lvl>
+    </w:lvlOverride>
+  </w:num>
+  <w:num w:numId="23" w16cid:durableId="458569373">
+    <w:abstractNumId w:val="13"/>
+    <w:lvlOverride w:ilvl="0">
+      <w:lvl w:ilvl="0">
+        <w:numFmt w:val="bullet"/>
+        <w:lvlText w:val=""/>
+        <w:lvlJc w:val="left"/>
+        <w:pPr>
+          <w:tabs>
+            <w:tab w:val="num" w:pos="720"/>
+          </w:tabs>
+          <w:ind w:left="720" w:hanging="360"/>
+        </w:pPr>
+        <w:rPr>
+          <w:rFonts w:ascii="Wingdings" w:hAnsi="Wingdings" w:hint="default"/>
+          <w:sz w:val="20"/>
+        </w:rPr>
+      </w:lvl>
+    </w:lvlOverride>
+  </w:num>
+  <w:num w:numId="24" w16cid:durableId="363095776">
+    <w:abstractNumId w:val="13"/>
+    <w:lvlOverride w:ilvl="0">
+      <w:lvl w:ilvl="0">
+        <w:numFmt w:val="bullet"/>
+        <w:lvlText w:val=""/>
+        <w:lvlJc w:val="left"/>
+        <w:pPr>
+          <w:tabs>
+            <w:tab w:val="num" w:pos="720"/>
+          </w:tabs>
+          <w:ind w:left="720" w:hanging="360"/>
+        </w:pPr>
+        <w:rPr>
+          <w:rFonts w:ascii="Wingdings" w:hAnsi="Wingdings" w:hint="default"/>
+          <w:sz w:val="20"/>
+        </w:rPr>
+      </w:lvl>
+    </w:lvlOverride>
+  </w:num>
+  <w:num w:numId="25" w16cid:durableId="2071418036">
     <w:abstractNumId w:val="12"/>
     <w:lvlOverride w:ilvl="0">
       <w:lvl w:ilvl="0">
@@ -2521,7 +2937,7 @@
       </w:lvl>
     </w:lvlOverride>
   </w:num>
-  <w:num w:numId="19" w16cid:durableId="311299537">
+  <w:num w:numId="26" w16cid:durableId="1644770697">
     <w:abstractNumId w:val="12"/>
     <w:lvlOverride w:ilvl="0">
       <w:lvl w:ilvl="0">
@@ -2541,7 +2957,7 @@
       </w:lvl>
     </w:lvlOverride>
   </w:num>
-  <w:num w:numId="20" w16cid:durableId="586042610">
+  <w:num w:numId="27" w16cid:durableId="1681736779">
     <w:abstractNumId w:val="12"/>
     <w:lvlOverride w:ilvl="0">
       <w:lvl w:ilvl="0">
@@ -2561,7 +2977,7 @@
       </w:lvl>
     </w:lvlOverride>
   </w:num>
-  <w:num w:numId="21" w16cid:durableId="917373596">
+  <w:num w:numId="28" w16cid:durableId="927351794">
     <w:abstractNumId w:val="12"/>
     <w:lvlOverride w:ilvl="0">
       <w:lvl w:ilvl="0">
@@ -2581,7 +2997,7 @@
       </w:lvl>
     </w:lvlOverride>
   </w:num>
-  <w:num w:numId="22" w16cid:durableId="1539705220">
+  <w:num w:numId="29" w16cid:durableId="1788624897">
     <w:abstractNumId w:val="12"/>
     <w:lvlOverride w:ilvl="0">
       <w:lvl w:ilvl="0">
@@ -2601,7 +3017,7 @@
       </w:lvl>
     </w:lvlOverride>
   </w:num>
-  <w:num w:numId="23" w16cid:durableId="458569373">
+  <w:num w:numId="30" w16cid:durableId="1096361842">
     <w:abstractNumId w:val="12"/>
     <w:lvlOverride w:ilvl="0">
       <w:lvl w:ilvl="0">
@@ -2621,8 +3037,8 @@
       </w:lvl>
     </w:lvlOverride>
   </w:num>
-  <w:num w:numId="24" w16cid:durableId="363095776">
-    <w:abstractNumId w:val="12"/>
+  <w:num w:numId="31" w16cid:durableId="346293873">
+    <w:abstractNumId w:val="15"/>
     <w:lvlOverride w:ilvl="0">
       <w:lvl w:ilvl="0">
         <w:numFmt w:val="bullet"/>
@@ -2641,108 +3057,8 @@
       </w:lvl>
     </w:lvlOverride>
   </w:num>
-  <w:num w:numId="25" w16cid:durableId="2071418036">
-    <w:abstractNumId w:val="11"/>
-    <w:lvlOverride w:ilvl="0">
-      <w:lvl w:ilvl="0">
-        <w:numFmt w:val="bullet"/>
-        <w:lvlText w:val=""/>
-        <w:lvlJc w:val="left"/>
-        <w:pPr>
-          <w:tabs>
-            <w:tab w:val="num" w:pos="720"/>
-          </w:tabs>
-          <w:ind w:left="720" w:hanging="360"/>
-        </w:pPr>
-        <w:rPr>
-          <w:rFonts w:ascii="Wingdings" w:hAnsi="Wingdings" w:hint="default"/>
-          <w:sz w:val="20"/>
-        </w:rPr>
-      </w:lvl>
-    </w:lvlOverride>
-  </w:num>
-  <w:num w:numId="26" w16cid:durableId="1644770697">
-    <w:abstractNumId w:val="11"/>
-    <w:lvlOverride w:ilvl="0">
-      <w:lvl w:ilvl="0">
-        <w:numFmt w:val="bullet"/>
-        <w:lvlText w:val=""/>
-        <w:lvlJc w:val="left"/>
-        <w:pPr>
-          <w:tabs>
-            <w:tab w:val="num" w:pos="720"/>
-          </w:tabs>
-          <w:ind w:left="720" w:hanging="360"/>
-        </w:pPr>
-        <w:rPr>
-          <w:rFonts w:ascii="Wingdings" w:hAnsi="Wingdings" w:hint="default"/>
-          <w:sz w:val="20"/>
-        </w:rPr>
-      </w:lvl>
-    </w:lvlOverride>
-  </w:num>
-  <w:num w:numId="27" w16cid:durableId="1681736779">
-    <w:abstractNumId w:val="11"/>
-    <w:lvlOverride w:ilvl="0">
-      <w:lvl w:ilvl="0">
-        <w:numFmt w:val="bullet"/>
-        <w:lvlText w:val=""/>
-        <w:lvlJc w:val="left"/>
-        <w:pPr>
-          <w:tabs>
-            <w:tab w:val="num" w:pos="720"/>
-          </w:tabs>
-          <w:ind w:left="720" w:hanging="360"/>
-        </w:pPr>
-        <w:rPr>
-          <w:rFonts w:ascii="Wingdings" w:hAnsi="Wingdings" w:hint="default"/>
-          <w:sz w:val="20"/>
-        </w:rPr>
-      </w:lvl>
-    </w:lvlOverride>
-  </w:num>
-  <w:num w:numId="28" w16cid:durableId="927351794">
-    <w:abstractNumId w:val="11"/>
-    <w:lvlOverride w:ilvl="0">
-      <w:lvl w:ilvl="0">
-        <w:numFmt w:val="bullet"/>
-        <w:lvlText w:val=""/>
-        <w:lvlJc w:val="left"/>
-        <w:pPr>
-          <w:tabs>
-            <w:tab w:val="num" w:pos="720"/>
-          </w:tabs>
-          <w:ind w:left="720" w:hanging="360"/>
-        </w:pPr>
-        <w:rPr>
-          <w:rFonts w:ascii="Wingdings" w:hAnsi="Wingdings" w:hint="default"/>
-          <w:sz w:val="20"/>
-        </w:rPr>
-      </w:lvl>
-    </w:lvlOverride>
-  </w:num>
-  <w:num w:numId="29" w16cid:durableId="1788624897">
-    <w:abstractNumId w:val="11"/>
-    <w:lvlOverride w:ilvl="0">
-      <w:lvl w:ilvl="0">
-        <w:numFmt w:val="bullet"/>
-        <w:lvlText w:val=""/>
-        <w:lvlJc w:val="left"/>
-        <w:pPr>
-          <w:tabs>
-            <w:tab w:val="num" w:pos="720"/>
-          </w:tabs>
-          <w:ind w:left="720" w:hanging="360"/>
-        </w:pPr>
-        <w:rPr>
-          <w:rFonts w:ascii="Wingdings" w:hAnsi="Wingdings" w:hint="default"/>
-          <w:sz w:val="20"/>
-        </w:rPr>
-      </w:lvl>
-    </w:lvlOverride>
-  </w:num>
-  <w:num w:numId="30" w16cid:durableId="1096361842">
-    <w:abstractNumId w:val="11"/>
+  <w:num w:numId="32" w16cid:durableId="852380127">
+    <w:abstractNumId w:val="9"/>
     <w:lvlOverride w:ilvl="0">
       <w:lvl w:ilvl="0">
         <w:numFmt w:val="bullet"/>
@@ -14146,6 +14462,18 @@
       </w:tcPr>
     </w:tblStylePr>
   </w:style>
+  <w:style w:type="character" w:styleId="Hyperlink">
+    <w:name w:val="Hyperlink"/>
+    <w:basedOn w:val="DefaultParagraphFont"/>
+    <w:uiPriority w:val="99"/>
+    <w:semiHidden/>
+    <w:unhideWhenUsed/>
+    <w:rsid w:val="00FB33CE"/>
+    <w:rPr>
+      <w:color w:val="0000FF"/>
+      <w:u w:val="single"/>
+    </w:rPr>
+  </w:style>
 </w:styles>
 </file>
 
